--- a/deliverables/video-5-slides/hit-final/Video_5_HIT_FINAL/SHORTS/Video_5_Short_2_More_Tasks_Not_More_Judgment.docx
+++ b/deliverables/video-5-slides/hit-final/Video_5_HIT_FINAL/SHORTS/Video_5_Short_2_More_Tasks_Not_More_Judgment.docx
@@ -43,7 +43,7 @@
           <w:color w:val="5A6B82"/>
           <w:sz w:val="22"/>
         </w:rPr>
-        <w:t>Role:  Distinction / myth</w:t>
+        <w:t>Role:  Distinction</w:t>
       </w:r>
     </w:p>
     <w:p>
@@ -179,7 +179,37 @@
           <w:color w:val="1A1A1A"/>
           <w:sz w:val="27"/>
         </w:rPr>
-        <w:t>If the only answer is, “You’ll have more to manage,” keep investigating.</w:t>
+        <w:t>If the only answer is:</w:t>
+      </w:r>
+    </w:p>
+    <w:p>
+      <w:pPr>
+        <w:spacing w:before="0" w:after="200" w:line="360" w:lineRule="auto"/>
+        <w:keepLines w:val="1"/>
+      </w:pPr>
+      <w:r>
+        <w:rPr>
+          <w:b w:val="0"/>
+          <w:i w:val="0"/>
+          <w:color w:val="1A1A1A"/>
+          <w:sz w:val="27"/>
+        </w:rPr>
+        <w:t>“You’ll have more to manage,”</w:t>
+      </w:r>
+    </w:p>
+    <w:p>
+      <w:pPr>
+        <w:spacing w:before="0" w:after="200" w:line="360" w:lineRule="auto"/>
+        <w:keepLines w:val="1"/>
+      </w:pPr>
+      <w:r>
+        <w:rPr>
+          <w:b w:val="0"/>
+          <w:i w:val="0"/>
+          <w:color w:val="1A1A1A"/>
+          <w:sz w:val="27"/>
+        </w:rPr>
+        <w:t>keep investigating.</w:t>
       </w:r>
     </w:p>
     <w:sectPr>

--- a/deliverables/video-5-slides/hit-final/Video_5_HIT_FINAL/SHORTS/Video_5_Short_2_More_Tasks_Not_More_Judgment.docx
+++ b/deliverables/video-5-slides/hit-final/Video_5_HIT_FINAL/SHORTS/Video_5_Short_2_More_Tasks_Not_More_Judgment.docx
@@ -58,7 +58,7 @@
           <w:color w:val="5A6B82"/>
           <w:sz w:val="22"/>
         </w:rPr>
-        <w:t>Verbal hook:  “More responsibility is not the same as more judgment.”</w:t>
+        <w:t>Opening line:  “If someone tells you an internal role comes with “more responsibility,” I want you to ask one more question:”</w:t>
       </w:r>
     </w:p>
     <w:p>
@@ -104,7 +104,7 @@
           <w:color w:val="1A1A1A"/>
           <w:sz w:val="27"/>
         </w:rPr>
-        <w:t>More responsibility is not the same as more judgment.</w:t>
+        <w:t>If someone tells you an internal role comes with “more responsibility,” I want you to ask one more question:</w:t>
       </w:r>
     </w:p>
     <w:p>
@@ -119,7 +119,7 @@
           <w:color w:val="1A1A1A"/>
           <w:sz w:val="27"/>
         </w:rPr>
-        <w:t>More tasks can mean volume, coordination and work that no longer has an owner.</w:t>
+        <w:t>More responsibility for what?</w:t>
       </w:r>
     </w:p>
     <w:p>
@@ -134,7 +134,7 @@
           <w:color w:val="1A1A1A"/>
           <w:sz w:val="27"/>
         </w:rPr>
-        <w:t>Judgment grows when you have to interpret incomplete information, weigh tradeoffs, recommend a direction or own the consequence.</w:t>
+        <w:t>More tasks can mean volume, coordination and work that needs somewhere to go.</w:t>
       </w:r>
     </w:p>
     <w:p>
@@ -149,7 +149,22 @@
           <w:color w:val="1A1A1A"/>
           <w:sz w:val="27"/>
         </w:rPr>
-        <w:t>So before you accept an internal opportunity, ask:</w:t>
+        <w:t>More judgment means you have to interpret incomplete information, weigh tradeoffs, recommend a direction or own the consequence.</w:t>
+      </w:r>
+    </w:p>
+    <w:p>
+      <w:pPr>
+        <w:spacing w:before="0" w:after="200" w:line="360" w:lineRule="auto"/>
+        <w:keepLines w:val="1"/>
+      </w:pPr>
+      <w:r>
+        <w:rPr>
+          <w:b w:val="0"/>
+          <w:i w:val="0"/>
+          <w:color w:val="1A1A1A"/>
+          <w:sz w:val="27"/>
+        </w:rPr>
+        <w:t>So ask:</w:t>
       </w:r>
     </w:p>
     <w:p>
@@ -179,7 +194,7 @@
           <w:color w:val="1A1A1A"/>
           <w:sz w:val="27"/>
         </w:rPr>
-        <w:t>If the only answer is:</w:t>
+        <w:t>If the clearest answer is:</w:t>
       </w:r>
     </w:p>
     <w:p>
